--- a/Group3_README.docx
+++ b/Group3_README.docx
@@ -88,12 +88,6 @@
         <w:gridCol w:w="7360"/>
       </w:tblGrid>
       <w:tr>
-        <w:tblPrEx>
-          <w:tblCellMar>
-            <w:top w:w="0" w:type="dxa"/>
-            <w:bottom w:w="0" w:type="dxa"/>
-          </w:tblCellMar>
-        </w:tblPrEx>
         <w:tc>
           <w:tcPr>
             <w:tcW w:w="2000" w:type="dxa"/>
@@ -146,12 +140,6 @@
         </w:tc>
       </w:tr>
       <w:tr>
-        <w:tblPrEx>
-          <w:tblCellMar>
-            <w:top w:w="0" w:type="dxa"/>
-            <w:bottom w:w="0" w:type="dxa"/>
-          </w:tblCellMar>
-        </w:tblPrEx>
         <w:tc>
           <w:tcPr>
             <w:tcW w:w="2000" w:type="dxa"/>
@@ -204,12 +192,6 @@
         </w:tc>
       </w:tr>
       <w:tr>
-        <w:tblPrEx>
-          <w:tblCellMar>
-            <w:top w:w="0" w:type="dxa"/>
-            <w:bottom w:w="0" w:type="dxa"/>
-          </w:tblCellMar>
-        </w:tblPrEx>
         <w:tc>
           <w:tcPr>
             <w:tcW w:w="2000" w:type="dxa"/>
@@ -262,12 +244,6 @@
         </w:tc>
       </w:tr>
       <w:tr>
-        <w:tblPrEx>
-          <w:tblCellMar>
-            <w:top w:w="0" w:type="dxa"/>
-            <w:bottom w:w="0" w:type="dxa"/>
-          </w:tblCellMar>
-        </w:tblPrEx>
         <w:tc>
           <w:tcPr>
             <w:tcW w:w="2000" w:type="dxa"/>
@@ -386,61 +362,93 @@
           <w:bCs/>
           <w:color w:val="2C5F2E"/>
         </w:rPr>
-        <w:t>Level 1 — Survive the Night</w:t>
-      </w:r>
-    </w:p>
-    <w:p>
-      <w:pPr>
-        <w:spacing w:after="80"/>
-      </w:pPr>
-      <w:r>
-        <w:t>Stay hidden from crow patrols from dusk until sunrise. Use haystacks and farm objects as hiding spots. Avoid making noise.</w:t>
-      </w:r>
-    </w:p>
-    <w:p>
-      <w:pPr>
-        <w:spacing w:after="40"/>
-      </w:pPr>
+        <w:t xml:space="preserve">Level 1 — </w:t>
+      </w:r>
       <w:r>
         <w:rPr>
           <w:b/>
           <w:bCs/>
           <w:color w:val="2C5F2E"/>
         </w:rPr>
-        <w:t>Level 2 — Harvest Run</w:t>
-      </w:r>
-    </w:p>
-    <w:p>
-      <w:pPr>
-        <w:spacing w:after="80"/>
-      </w:pPr>
-      <w:r>
-        <w:t xml:space="preserve">Collect 3 </w:t>
-      </w:r>
-      <w:r>
-        <w:t>carrots</w:t>
-      </w:r>
-      <w:r>
-        <w:t xml:space="preserve"> scattered across the farm and deliver them to Digby's trough. You can carry only one vegetable at a time</w:t>
-      </w:r>
-      <w:r>
-        <w:t>,</w:t>
-      </w:r>
-      <w:r>
-        <w:t xml:space="preserve"> plan your routes carefully.</w:t>
-      </w:r>
-    </w:p>
-    <w:p>
-      <w:pPr>
-        <w:spacing w:after="40"/>
-      </w:pPr>
+        <w:t>The First</w:t>
+      </w:r>
       <w:r>
         <w:rPr>
           <w:b/>
           <w:bCs/>
           <w:color w:val="2C5F2E"/>
         </w:rPr>
-        <w:t>Level 3 — Rescue Digby</w:t>
+        <w:t xml:space="preserve"> Night</w:t>
+      </w:r>
+    </w:p>
+    <w:p>
+      <w:pPr>
+        <w:spacing w:after="80"/>
+      </w:pPr>
+      <w:r>
+        <w:t>Stay hidden from crow patrols from dusk until sunrise. Use haystacks and farm objects as hiding spots. Avoid making noise.</w:t>
+      </w:r>
+    </w:p>
+    <w:p>
+      <w:pPr>
+        <w:spacing w:after="40"/>
+      </w:pPr>
+      <w:r>
+        <w:rPr>
+          <w:b/>
+          <w:bCs/>
+          <w:color w:val="2C5F2E"/>
+        </w:rPr>
+        <w:t xml:space="preserve">Level 2 — </w:t>
+      </w:r>
+      <w:r>
+        <w:rPr>
+          <w:b/>
+          <w:bCs/>
+          <w:color w:val="2C5F2E"/>
+        </w:rPr>
+        <w:t>Prove Your Worth</w:t>
+      </w:r>
+    </w:p>
+    <w:p>
+      <w:pPr>
+        <w:spacing w:after="80"/>
+      </w:pPr>
+      <w:r>
+        <w:t xml:space="preserve">Collect 3 </w:t>
+      </w:r>
+      <w:r>
+        <w:t>carrots</w:t>
+      </w:r>
+      <w:r>
+        <w:t xml:space="preserve"> scattered across the farm and deliver them to Digby's trough. You can carry only one vegetable at a time</w:t>
+      </w:r>
+      <w:r>
+        <w:t>,</w:t>
+      </w:r>
+      <w:r>
+        <w:t xml:space="preserve"> plan your routes carefully.</w:t>
+      </w:r>
+    </w:p>
+    <w:p>
+      <w:pPr>
+        <w:spacing w:after="40"/>
+      </w:pPr>
+      <w:r>
+        <w:rPr>
+          <w:b/>
+          <w:bCs/>
+          <w:color w:val="2C5F2E"/>
+        </w:rPr>
+        <w:t xml:space="preserve">Level 3 — </w:t>
+      </w:r>
+      <w:r>
+        <w:rPr>
+          <w:b/>
+          <w:bCs/>
+          <w:color w:val="2C5F2E"/>
+        </w:rPr>
+        <w:t>Not Just a Scarecrow</w:t>
       </w:r>
     </w:p>
     <w:p>
@@ -512,12 +520,6 @@
         <w:gridCol w:w="8460"/>
       </w:tblGrid>
       <w:tr>
-        <w:tblPrEx>
-          <w:tblCellMar>
-            <w:top w:w="0" w:type="dxa"/>
-            <w:bottom w:w="0" w:type="dxa"/>
-          </w:tblCellMar>
-        </w:tblPrEx>
         <w:tc>
           <w:tcPr>
             <w:tcW w:w="900" w:type="dxa"/>
@@ -578,12 +580,6 @@
         </w:tc>
       </w:tr>
       <w:tr>
-        <w:tblPrEx>
-          <w:tblCellMar>
-            <w:top w:w="0" w:type="dxa"/>
-            <w:bottom w:w="0" w:type="dxa"/>
-          </w:tblCellMar>
-        </w:tblPrEx>
         <w:tc>
           <w:tcPr>
             <w:tcW w:w="900" w:type="dxa"/>
@@ -687,12 +683,6 @@
         <w:gridCol w:w="7760"/>
       </w:tblGrid>
       <w:tr>
-        <w:tblPrEx>
-          <w:tblCellMar>
-            <w:top w:w="0" w:type="dxa"/>
-            <w:bottom w:w="0" w:type="dxa"/>
-          </w:tblCellMar>
-        </w:tblPrEx>
         <w:tc>
           <w:tcPr>
             <w:tcW w:w="1600" w:type="dxa"/>
@@ -747,12 +737,6 @@
         </w:tc>
       </w:tr>
       <w:tr>
-        <w:tblPrEx>
-          <w:tblCellMar>
-            <w:top w:w="0" w:type="dxa"/>
-            <w:bottom w:w="0" w:type="dxa"/>
-          </w:tblCellMar>
-        </w:tblPrEx>
         <w:tc>
           <w:tcPr>
             <w:tcW w:w="1600" w:type="dxa"/>
@@ -807,12 +791,6 @@
         </w:tc>
       </w:tr>
       <w:tr>
-        <w:tblPrEx>
-          <w:tblCellMar>
-            <w:top w:w="0" w:type="dxa"/>
-            <w:bottom w:w="0" w:type="dxa"/>
-          </w:tblCellMar>
-        </w:tblPrEx>
         <w:tc>
           <w:tcPr>
             <w:tcW w:w="1600" w:type="dxa"/>
@@ -868,12 +846,6 @@
         </w:tc>
       </w:tr>
       <w:tr>
-        <w:tblPrEx>
-          <w:tblCellMar>
-            <w:top w:w="0" w:type="dxa"/>
-            <w:bottom w:w="0" w:type="dxa"/>
-          </w:tblCellMar>
-        </w:tblPrEx>
         <w:tc>
           <w:tcPr>
             <w:tcW w:w="1600" w:type="dxa"/>
@@ -928,12 +900,6 @@
         </w:tc>
       </w:tr>
       <w:tr>
-        <w:tblPrEx>
-          <w:tblCellMar>
-            <w:top w:w="0" w:type="dxa"/>
-            <w:bottom w:w="0" w:type="dxa"/>
-          </w:tblCellMar>
-        </w:tblPrEx>
         <w:tc>
           <w:tcPr>
             <w:tcW w:w="1600" w:type="dxa"/>
@@ -988,12 +954,6 @@
         </w:tc>
       </w:tr>
       <w:tr>
-        <w:tblPrEx>
-          <w:tblCellMar>
-            <w:top w:w="0" w:type="dxa"/>
-            <w:bottom w:w="0" w:type="dxa"/>
-          </w:tblCellMar>
-        </w:tblPrEx>
         <w:tc>
           <w:tcPr>
             <w:tcW w:w="1600" w:type="dxa"/>
@@ -1048,12 +1008,6 @@
         </w:tc>
       </w:tr>
       <w:tr>
-        <w:tblPrEx>
-          <w:tblCellMar>
-            <w:top w:w="0" w:type="dxa"/>
-            <w:bottom w:w="0" w:type="dxa"/>
-          </w:tblCellMar>
-        </w:tblPrEx>
         <w:tc>
           <w:tcPr>
             <w:tcW w:w="1600" w:type="dxa"/>
@@ -1108,12 +1062,6 @@
         </w:tc>
       </w:tr>
       <w:tr>
-        <w:tblPrEx>
-          <w:tblCellMar>
-            <w:top w:w="0" w:type="dxa"/>
-            <w:bottom w:w="0" w:type="dxa"/>
-          </w:tblCellMar>
-        </w:tblPrEx>
         <w:tc>
           <w:tcPr>
             <w:tcW w:w="1600" w:type="dxa"/>
@@ -1168,12 +1116,6 @@
         </w:tc>
       </w:tr>
       <w:tr>
-        <w:tblPrEx>
-          <w:tblCellMar>
-            <w:top w:w="0" w:type="dxa"/>
-            <w:bottom w:w="0" w:type="dxa"/>
-          </w:tblCellMar>
-        </w:tblPrEx>
         <w:tc>
           <w:tcPr>
             <w:tcW w:w="1600" w:type="dxa"/>
@@ -1228,12 +1170,6 @@
         </w:tc>
       </w:tr>
       <w:tr>
-        <w:tblPrEx>
-          <w:tblCellMar>
-            <w:top w:w="0" w:type="dxa"/>
-            <w:bottom w:w="0" w:type="dxa"/>
-          </w:tblCellMar>
-        </w:tblPrEx>
         <w:tc>
           <w:tcPr>
             <w:tcW w:w="1600" w:type="dxa"/>
@@ -1288,12 +1224,6 @@
         </w:tc>
       </w:tr>
       <w:tr>
-        <w:tblPrEx>
-          <w:tblCellMar>
-            <w:top w:w="0" w:type="dxa"/>
-            <w:bottom w:w="0" w:type="dxa"/>
-          </w:tblCellMar>
-        </w:tblPrEx>
         <w:tc>
           <w:tcPr>
             <w:tcW w:w="1600" w:type="dxa"/>
@@ -1453,19 +1383,7 @@
         <w:t>layer</w:t>
       </w:r>
       <w:r>
-        <w:t xml:space="preserve"> </w:t>
-      </w:r>
-      <w:r>
-        <w:t>has</w:t>
-      </w:r>
-      <w:r>
-        <w:t xml:space="preserve"> three states: Suspicious (noise heard), Detected (</w:t>
-      </w:r>
-      <w:r>
-        <w:t xml:space="preserve">crows </w:t>
-      </w:r>
-      <w:r>
-        <w:t>actively chasing), and Escaped (you hid successfully</w:t>
+        <w:t xml:space="preserve"> has three states: Suspicious (noise heard), Detected (crows actively chasing), and Escaped (you hid successfully</w:t>
       </w:r>
       <w:r>
         <w:t xml:space="preserve">, </w:t>
@@ -1540,10 +1458,7 @@
         <w:spacing w:after="80"/>
       </w:pPr>
       <w:r>
-        <w:t>T</w:t>
-      </w:r>
-      <w:r>
-        <w:t>he Master Crow is always in pursuit. Stay on the move and manage open space carefully.</w:t>
+        <w:t>The Master Crow is always in pursuit. Stay on the move and manage open space carefully.</w:t>
       </w:r>
     </w:p>
     <w:p>
@@ -1622,12 +1537,6 @@
         <w:gridCol w:w="8060"/>
       </w:tblGrid>
       <w:tr>
-        <w:tblPrEx>
-          <w:tblCellMar>
-            <w:top w:w="0" w:type="dxa"/>
-            <w:bottom w:w="0" w:type="dxa"/>
-          </w:tblCellMar>
-        </w:tblPrEx>
         <w:tc>
           <w:tcPr>
             <w:tcW w:w="1300" w:type="dxa"/>
@@ -1682,12 +1591,6 @@
         </w:tc>
       </w:tr>
       <w:tr>
-        <w:tblPrEx>
-          <w:tblCellMar>
-            <w:top w:w="0" w:type="dxa"/>
-            <w:bottom w:w="0" w:type="dxa"/>
-          </w:tblCellMar>
-        </w:tblPrEx>
         <w:tc>
           <w:tcPr>
             <w:tcW w:w="1300" w:type="dxa"/>
@@ -1742,12 +1645,6 @@
         </w:tc>
       </w:tr>
       <w:tr>
-        <w:tblPrEx>
-          <w:tblCellMar>
-            <w:top w:w="0" w:type="dxa"/>
-            <w:bottom w:w="0" w:type="dxa"/>
-          </w:tblCellMar>
-        </w:tblPrEx>
         <w:tc>
           <w:tcPr>
             <w:tcW w:w="1300" w:type="dxa"/>
@@ -1802,12 +1699,6 @@
         </w:tc>
       </w:tr>
       <w:tr>
-        <w:tblPrEx>
-          <w:tblCellMar>
-            <w:top w:w="0" w:type="dxa"/>
-            <w:bottom w:w="0" w:type="dxa"/>
-          </w:tblCellMar>
-        </w:tblPrEx>
         <w:tc>
           <w:tcPr>
             <w:tcW w:w="1300" w:type="dxa"/>
@@ -1862,12 +1753,6 @@
         </w:tc>
       </w:tr>
       <w:tr>
-        <w:tblPrEx>
-          <w:tblCellMar>
-            <w:top w:w="0" w:type="dxa"/>
-            <w:bottom w:w="0" w:type="dxa"/>
-          </w:tblCellMar>
-        </w:tblPrEx>
         <w:tc>
           <w:tcPr>
             <w:tcW w:w="1300" w:type="dxa"/>
@@ -1922,12 +1807,6 @@
         </w:tc>
       </w:tr>
       <w:tr>
-        <w:tblPrEx>
-          <w:tblCellMar>
-            <w:top w:w="0" w:type="dxa"/>
-            <w:bottom w:w="0" w:type="dxa"/>
-          </w:tblCellMar>
-        </w:tblPrEx>
         <w:tc>
           <w:tcPr>
             <w:tcW w:w="1300" w:type="dxa"/>
